--- a/docs/10 Intervention Mapping IV - Materialentwicklung/Arbeitsblatt_Material.docx
+++ b/docs/10 Intervention Mapping IV - Materialentwicklung/Arbeitsblatt_Material.docx
@@ -7,16 +7,16 @@
         <w:pStyle w:val="Title"/>
       </w:pPr>
       <w:r>
-        <w:t xml:space="preserve">Arbeitsblatt</w:t>
-      </w:r>
-    </w:p>
-    <w:bookmarkStart w:id="18" w:name="X33cc83b864497cde4658230c9039bc47f9e8c82"/>
+        <w:t xml:space="preserve">Arbeitsblatt zu IM Schritt 4 - Materialentwicklung</w:t>
+      </w:r>
+    </w:p>
+    <w:bookmarkStart w:id="24" w:name="X01bf1cb3fa75f5ee2cc76a64e1476e0b0377ba3"/>
     <w:p>
       <w:pPr>
         <w:pStyle w:val="Heading1"/>
       </w:pPr>
       <w:r>
-        <w:t xml:space="preserve">Gruppenarbeit: Materialentwicklung im Fokus (45 Min.)</w:t>
+        <w:t xml:space="preserve">Gruppenarbeit: Konzipierung der Hausarbeit - Materialentwicklung</w:t>
       </w:r>
     </w:p>
     <w:p>
@@ -50,7 +50,31 @@
         <w:t xml:space="preserve"> </w:t>
       </w:r>
       <w:r>
-        <w:t xml:space="preserve">darstellen. Nutzt diese Arbeitsphase, um die Kernideen für eure Skizze auszuarbeiten.</w:t>
+        <w:t xml:space="preserve">darstellen. Nutzt diese Arbeitsphase, um die Kernideen für eure Skizze auszuarbeiten. Als Beispiel für diesen Schritt könnt ihr euch Schritt 4 bei</w:t>
+      </w:r>
+      <w:r>
+        <w:t xml:space="preserve"> </w:t>
+      </w:r>
+      <w:r>
+        <w:t xml:space="preserve">Svendsen et al. (2022)</w:t>
+      </w:r>
+      <w:r>
+        <w:t xml:space="preserve"> </w:t>
+      </w:r>
+      <w:r>
+        <w:t xml:space="preserve">und</w:t>
+      </w:r>
+      <w:r>
+        <w:t xml:space="preserve"> </w:t>
+      </w:r>
+      <w:r>
+        <w:t xml:space="preserve">Wartha et al. (2016)</w:t>
+      </w:r>
+      <w:r>
+        <w:t xml:space="preserve"> </w:t>
+      </w:r>
+      <w:r>
+        <w:t xml:space="preserve">anschauen.</w:t>
       </w:r>
     </w:p>
     <w:p>
@@ -60,22 +84,34 @@
         </w:pict>
       </w:r>
     </w:p>
-    <w:bookmarkStart w:id="13" w:name="rahmen-und-konzept-themen-1-4"/>
+    <w:bookmarkStart w:id="14" w:name="themen-1-4"/>
     <w:p>
       <w:pPr>
         <w:pStyle w:val="Heading2"/>
       </w:pPr>
       <w:r>
-        <w:t xml:space="preserve">Rahmen und Konzept (Themen 1 &amp; 4)</w:t>
-      </w:r>
-    </w:p>
-    <w:bookmarkStart w:id="9" w:name="thema-1-umfang-ablauf"/>
+        <w:t xml:space="preserve">Themen 1 &amp; 4</w:t>
+      </w:r>
+    </w:p>
+    <w:bookmarkStart w:id="9" w:name="aufgabe-1-das-theme-thema"/>
     <w:p>
       <w:pPr>
         <w:pStyle w:val="Heading3"/>
       </w:pPr>
       <w:r>
-        <w:t xml:space="preserve">Thema 1: Umfang &amp; Ablauf</w:t>
+        <w:t xml:space="preserve">Aufgabe 1 : Das</w:t>
+      </w:r>
+      <w:r>
+        <w:t xml:space="preserve"> </w:t>
+      </w:r>
+      <w:r>
+        <w:t xml:space="preserve">“Theme”</w:t>
+      </w:r>
+      <w:r>
+        <w:t xml:space="preserve"> </w:t>
+      </w:r>
+      <w:r>
+        <w:t xml:space="preserve">(Thema)</w:t>
       </w:r>
     </w:p>
     <w:p>
@@ -83,7 +119,7 @@
         <w:pStyle w:val="FirstParagraph"/>
       </w:pPr>
       <w:r>
-        <w:t xml:space="preserve">Legt fest, wie zeitlich intensiv die Intervention stattfinden soll und wie die Einheiten zeitlich zueinander stehen.</w:t>
+        <w:t xml:space="preserve">Findet einen emotionalen roten Faden oder eine Identifikationsfigur, die eure Zielgruppe abholt.</w:t>
       </w:r>
     </w:p>
     <w:p>
@@ -99,19 +135,31 @@
           <w:b/>
           <w:bCs/>
         </w:rPr>
-        <w:t xml:space="preserve">Gesamtdauer &amp; Taktung:</w:t>
+        <w:t xml:space="preserve">Unser Thema / Unsere Leitfigur:</w:t>
       </w:r>
       <w:r>
         <w:t xml:space="preserve"> </w:t>
       </w:r>
       <w:r>
-        <w:t xml:space="preserve">(z. B. 6 Wochen, 1 Einheit pro Woche à 45 Minuten)</w:t>
-      </w:r>
-      <w:r>
-        <w:br/>
-      </w:r>
-      <w:r>
-        <w:br/>
+        <w:t xml:space="preserve">(z. B. eine Rahmenstory für Kinder oder ein klares Motto für Erwachsene)</w:t>
+      </w:r>
+    </w:p>
+    <w:bookmarkEnd w:id="9"/>
+    <w:bookmarkStart w:id="10" w:name="aufgabe-2-umfang-ablauf"/>
+    <w:p>
+      <w:pPr>
+        <w:pStyle w:val="Heading3"/>
+      </w:pPr>
+      <w:r>
+        <w:t xml:space="preserve">Aufgabe 2: Umfang &amp; Ablauf</w:t>
+      </w:r>
+    </w:p>
+    <w:p>
+      <w:pPr>
+        <w:pStyle w:val="FirstParagraph"/>
+      </w:pPr>
+      <w:r>
+        <w:t xml:space="preserve">Legt fest, wie zeitlich intensiv die Intervention stattfinden soll und wie die Einheiten zeitlich zueinander stehen.</w:t>
       </w:r>
     </w:p>
     <w:p>
@@ -119,7 +167,29 @@
         <w:pStyle w:val="Compact"/>
         <w:numPr>
           <w:ilvl w:val="0"/>
-          <w:numId w:val="1001"/>
+          <w:numId w:val="1002"/>
+        </w:numPr>
+      </w:pPr>
+      <w:r>
+        <w:rPr>
+          <w:b/>
+          <w:bCs/>
+        </w:rPr>
+        <w:t xml:space="preserve">Gesamtdauer &amp; Taktung:</w:t>
+      </w:r>
+      <w:r>
+        <w:t xml:space="preserve"> </w:t>
+      </w:r>
+      <w:r>
+        <w:t xml:space="preserve">(z. B. 6 Wochen, 1 Einheit pro Woche à 45 Minuten)</w:t>
+      </w:r>
+    </w:p>
+    <w:p>
+      <w:pPr>
+        <w:pStyle w:val="Compact"/>
+        <w:numPr>
+          <w:ilvl w:val="0"/>
+          <w:numId w:val="1002"/>
         </w:numPr>
       </w:pPr>
       <w:r>
@@ -135,33 +205,15 @@
       <w:r>
         <w:t xml:space="preserve">(Laufen die Module nacheinander oder parallel ab?)</w:t>
       </w:r>
-      <w:r>
-        <w:br/>
-      </w:r>
-      <w:r>
-        <w:br/>
-      </w:r>
-    </w:p>
-    <w:bookmarkEnd w:id="9"/>
-    <w:bookmarkStart w:id="10" w:name="thema-4-das-theme-thema"/>
+    </w:p>
+    <w:bookmarkEnd w:id="10"/>
+    <w:bookmarkStart w:id="11" w:name="X7fca15886b1d317e45ff98a47d83f885b5d7f29"/>
     <w:p>
       <w:pPr>
         <w:pStyle w:val="Heading3"/>
       </w:pPr>
       <w:r>
-        <w:t xml:space="preserve">Thema 4: Das</w:t>
-      </w:r>
-      <w:r>
-        <w:t xml:space="preserve"> </w:t>
-      </w:r>
-      <w:r>
-        <w:t xml:space="preserve">“Theme”</w:t>
-      </w:r>
-      <w:r>
-        <w:t xml:space="preserve"> </w:t>
-      </w:r>
-      <w:r>
-        <w:t xml:space="preserve">(Thema)</w:t>
+        <w:t xml:space="preserve">Aufgabe 3: Kommunikationskanal und -vehikel</w:t>
       </w:r>
     </w:p>
     <w:p>
@@ -169,32 +221,25 @@
         <w:pStyle w:val="FirstParagraph"/>
       </w:pPr>
       <w:r>
-        <w:t xml:space="preserve">Findet einen emotionalen roten Faden oder eine Identifikationsfigur, die eure Zielgruppe abholt.</w:t>
-      </w:r>
-    </w:p>
-    <w:p>
-      <w:pPr>
-        <w:pStyle w:val="Compact"/>
-        <w:numPr>
-          <w:ilvl w:val="0"/>
-          <w:numId w:val="1002"/>
-        </w:numPr>
-      </w:pPr>
-      <w:r>
-        <w:rPr>
-          <w:b/>
-          <w:bCs/>
-        </w:rPr>
-        <w:t xml:space="preserve">Unser Thema / Unsere Leitfigur:</w:t>
-      </w:r>
-      <w:r>
-        <w:t xml:space="preserve"> </w:t>
-      </w:r>
-      <w:r>
-        <w:t xml:space="preserve">(z. B. eine Rahmenstory für Kinder oder ein klares Motto für Erwachsene)</w:t>
-      </w:r>
-      <w:r>
-        <w:br/>
+        <w:t xml:space="preserve">Welches Medium nutzt ihr (Kommunikationskanal) und wie verpackt ihr eure Messages (Vehikel)?</w:t>
+      </w:r>
+    </w:p>
+    <w:bookmarkEnd w:id="11"/>
+    <w:bookmarkStart w:id="12" w:name="aufgabe-4-materialien-entwickeln"/>
+    <w:p>
+      <w:pPr>
+        <w:pStyle w:val="Heading3"/>
+      </w:pPr>
+      <w:r>
+        <w:t xml:space="preserve">Aufgabe 4: Materialien entwickeln</w:t>
+      </w:r>
+    </w:p>
+    <w:p>
+      <w:pPr>
+        <w:pStyle w:val="FirstParagraph"/>
+      </w:pPr>
+      <w:r>
+        <w:t xml:space="preserve">Die Interventionsmaterialien müssen nicht 1:1 ausgearbeitet sein. Z.B. reicht eine Stichpunktartige Auflistung der Argumente oder eine Beschreibung des Flyers aus. KI-generierte Bilder, Poster etc. sind kein Problem.</w:t>
       </w:r>
       <w:r>
         <w:br/>
@@ -207,8 +252,8 @@
         </w:pict>
       </w:r>
     </w:p>
-    <w:bookmarkEnd w:id="10"/>
-    <w:bookmarkStart w:id="12" w:name="checkliste"/>
+    <w:bookmarkEnd w:id="12"/>
+    <w:bookmarkStart w:id="13" w:name="checkliste"/>
     <w:p>
       <w:pPr>
         <w:pStyle w:val="Heading3"/>
@@ -219,22 +264,93 @@
     </w:p>
     <w:p>
       <w:pPr>
-        <w:pStyle w:val="FirstParagraph"/>
-      </w:pPr>
-      <w:r>
-        <w:t xml:space="preserve">Überprüft eure bisherigen Punkte, bevor ihr weitergeht:</w:t>
-      </w:r>
-    </w:p>
-    <w:p>
-      <w:pPr>
-        <w:pStyle w:val="Compact"/>
         <w:numPr>
           <w:ilvl w:val="0"/>
           <w:numId w:val="1003"/>
         </w:numPr>
       </w:pPr>
       <w:r>
-        <w:t xml:space="preserve">☐ Materialien passen in Sachen Verständlichkeit, kultureller Passung und emotionaler Verbindung (z.B. Kinder - Pirat:innen) exakt zu unserer spezifischen Zielgruppe.</w:t>
+        <w:t xml:space="preserve">Materialien passen in Sachen Verständlichkeit, kultureller Passung und emotionaler Verbindung (z.B. Kinder - Pirat:innen) exakt zu unserer spezifischen Zielgruppe.</w:t>
+      </w:r>
+    </w:p>
+    <w:p>
+      <w:pPr>
+        <w:numPr>
+          <w:ilvl w:val="0"/>
+          <w:numId w:val="1004"/>
+        </w:numPr>
+      </w:pPr>
+      <w:r>
+        <w:t xml:space="preserve">Der zeitliche Umfang ist für die Zielgruppe im Alltag realistisch leistbar.</w:t>
+      </w:r>
+    </w:p>
+    <w:p>
+      <w:pPr>
+        <w:numPr>
+          <w:ilvl w:val="0"/>
+          <w:numId w:val="1005"/>
+        </w:numPr>
+      </w:pPr>
+      <w:r>
+        <w:t xml:space="preserve">Die Struktur überfordert weder die Teilnehmenden noch die Umsetzenden vor Ort.</w:t>
+      </w:r>
+    </w:p>
+    <w:p>
+      <w:pPr>
+        <w:numPr>
+          <w:ilvl w:val="0"/>
+          <w:numId w:val="1006"/>
+        </w:numPr>
+      </w:pPr>
+      <w:r>
+        <w:t xml:space="preserve">Die Materialien können alle Veränderungsziele aus Schritt 2 adressieren.</w:t>
+      </w:r>
+    </w:p>
+    <w:p>
+      <w:pPr>
+        <w:numPr>
+          <w:ilvl w:val="0"/>
+          <w:numId w:val="1007"/>
+        </w:numPr>
+      </w:pPr>
+      <w:r>
+        <w:t xml:space="preserve">Die Materialien nutzen die Methoden und praktischen Anwendungen aus Schritt 3.</w:t>
+      </w:r>
+    </w:p>
+    <w:bookmarkEnd w:id="13"/>
+    <w:bookmarkEnd w:id="14"/>
+    <w:bookmarkStart w:id="23" w:name="Xb0eb35bf08b0e2e0cf9da0cbbc59abd156c11ec"/>
+    <w:p>
+      <w:pPr>
+        <w:pStyle w:val="Heading2"/>
+      </w:pPr>
+      <w:r>
+        <w:t xml:space="preserve">Umsetzung und Transport im Rehasport (Themen 2 &amp; 3)</w:t>
+      </w:r>
+    </w:p>
+    <w:p>
+      <w:pPr>
+        <w:pStyle w:val="FirstParagraph"/>
+      </w:pPr>
+      <w:r>
+        <w:t xml:space="preserve">Hier stellen wir uns die Frage: Wie kann in diesem Kontext die Intervention durch Print-/Digitale und andere Materialien unterstützt werden?</w:t>
+      </w:r>
+    </w:p>
+    <w:bookmarkStart w:id="15" w:name="aufgabe-1-kommunikationskanal"/>
+    <w:p>
+      <w:pPr>
+        <w:pStyle w:val="Heading3"/>
+      </w:pPr>
+      <w:r>
+        <w:t xml:space="preserve">Aufgabe 1: Kommunikationskanal</w:t>
+      </w:r>
+    </w:p>
+    <w:p>
+      <w:pPr>
+        <w:pStyle w:val="FirstParagraph"/>
+      </w:pPr>
+      <w:r>
+        <w:t xml:space="preserve">Wählt das Medium, das am besten zu eurem gewählten Rehasport-Fallbeispiel passt, um eure Zielgruppe direkt zu erreichen.</w:t>
       </w:r>
     </w:p>
     <w:p>
@@ -242,93 +358,7 @@
         <w:pStyle w:val="Compact"/>
         <w:numPr>
           <w:ilvl w:val="0"/>
-          <w:numId w:val="1003"/>
-        </w:numPr>
-      </w:pPr>
-      <w:r>
-        <w:t xml:space="preserve">☐ Der zeitliche Umfang ist für die Zielgruppe im Alltag realistisch leistbar.</w:t>
-      </w:r>
-    </w:p>
-    <w:p>
-      <w:pPr>
-        <w:pStyle w:val="Compact"/>
-        <w:numPr>
-          <w:ilvl w:val="0"/>
-          <w:numId w:val="1003"/>
-        </w:numPr>
-      </w:pPr>
-      <w:r>
-        <w:t xml:space="preserve">☐ Die Struktur überfordert weder die Teilnehmenden noch die Umsetzenden vor Ort.</w:t>
-      </w:r>
-    </w:p>
-    <w:p>
-      <w:pPr>
-        <w:pStyle w:val="Compact"/>
-        <w:numPr>
-          <w:ilvl w:val="0"/>
-          <w:numId w:val="1003"/>
-        </w:numPr>
-      </w:pPr>
-      <w:r>
-        <w:t xml:space="preserve">☐ Die Materialien können alle Veränderungsziele aus Schritt 2 adressieren.</w:t>
-      </w:r>
-    </w:p>
-    <w:p>
-      <w:pPr>
-        <w:pStyle w:val="Heading2"/>
-        <w:numPr>
-          <w:ilvl w:val="0"/>
-          <w:numId w:val="1003"/>
-        </w:numPr>
-      </w:pPr>
-      <w:bookmarkStart w:id="11" w:name="X73c08fc01fc0c86735815ef3e8750728f8d121c"/>
-      <w:r>
-        <w:t xml:space="preserve">[ ] Die Materialien nutzen die Methoden und praktischen Anwendungen aus Schritt 3.</w:t>
-      </w:r>
-      <w:bookmarkEnd w:id="11"/>
-    </w:p>
-    <w:bookmarkEnd w:id="12"/>
-    <w:bookmarkEnd w:id="13"/>
-    <w:bookmarkStart w:id="17" w:name="Xb0eb35bf08b0e2e0cf9da0cbbc59abd156c11ec"/>
-    <w:p>
-      <w:pPr>
-        <w:pStyle w:val="Heading2"/>
-      </w:pPr>
-      <w:r>
-        <w:t xml:space="preserve">Umsetzung und Transport im Rehasport (Themen 2 &amp; 3)</w:t>
-      </w:r>
-    </w:p>
-    <w:p>
-      <w:pPr>
-        <w:pStyle w:val="FirstParagraph"/>
-      </w:pPr>
-      <w:r>
-        <w:t xml:space="preserve">Hier stellen wir uns die Frage: Wie kann in diesem Kontext die Intervention durch Print-/Digitale und andere Materialien unterstützt werden?</w:t>
-      </w:r>
-    </w:p>
-    <w:bookmarkStart w:id="14" w:name="thema-2-kommunikationskanal"/>
-    <w:p>
-      <w:pPr>
-        <w:pStyle w:val="Heading3"/>
-      </w:pPr>
-      <w:r>
-        <w:t xml:space="preserve">Thema 2: Kommunikationskanal</w:t>
-      </w:r>
-    </w:p>
-    <w:p>
-      <w:pPr>
-        <w:pStyle w:val="FirstParagraph"/>
-      </w:pPr>
-      <w:r>
-        <w:t xml:space="preserve">Wählt das Medium, das am besten zu eurem gewählten Rehasport-Fallbeispiel passt, um eure Zielgruppe direkt zu erreichen.</w:t>
-      </w:r>
-    </w:p>
-    <w:p>
-      <w:pPr>
-        <w:pStyle w:val="Compact"/>
-        <w:numPr>
-          <w:ilvl w:val="0"/>
-          <w:numId w:val="1004"/>
+          <w:numId w:val="1008"/>
         </w:numPr>
       </w:pPr>
       <w:r>
@@ -344,7 +374,7 @@
         <w:pStyle w:val="Compact"/>
         <w:numPr>
           <w:ilvl w:val="1"/>
-          <w:numId w:val="1005"/>
+          <w:numId w:val="1009"/>
         </w:numPr>
       </w:pPr>
       <w:r>
@@ -356,7 +386,7 @@
         <w:pStyle w:val="Compact"/>
         <w:numPr>
           <w:ilvl w:val="1"/>
-          <w:numId w:val="1005"/>
+          <w:numId w:val="1009"/>
         </w:numPr>
       </w:pPr>
       <w:r>
@@ -368,7 +398,7 @@
         <w:pStyle w:val="Compact"/>
         <w:numPr>
           <w:ilvl w:val="1"/>
-          <w:numId w:val="1005"/>
+          <w:numId w:val="1009"/>
         </w:numPr>
       </w:pPr>
       <w:r>
@@ -380,7 +410,7 @@
         <w:pStyle w:val="Compact"/>
         <w:numPr>
           <w:ilvl w:val="0"/>
-          <w:numId w:val="1004"/>
+          <w:numId w:val="1008"/>
         </w:numPr>
       </w:pPr>
       <w:r>
@@ -400,14 +430,14 @@
         <w:br/>
       </w:r>
     </w:p>
-    <w:bookmarkEnd w:id="14"/>
-    <w:bookmarkStart w:id="15" w:name="thema-3-kommunikationsvehikel"/>
+    <w:bookmarkEnd w:id="15"/>
+    <w:bookmarkStart w:id="16" w:name="aufgabe-2-kommunikationsvehikel"/>
     <w:p>
       <w:pPr>
         <w:pStyle w:val="Heading3"/>
       </w:pPr>
       <w:r>
-        <w:t xml:space="preserve">Thema 3: Kommunikationsvehikel</w:t>
+        <w:t xml:space="preserve">Aufgabe 2: Kommunikationsvehikel</w:t>
       </w:r>
     </w:p>
     <w:p>
@@ -423,7 +453,7 @@
         <w:pStyle w:val="Compact"/>
         <w:numPr>
           <w:ilvl w:val="0"/>
-          <w:numId w:val="1006"/>
+          <w:numId w:val="1010"/>
         </w:numPr>
       </w:pPr>
       <w:r>
@@ -439,7 +469,7 @@
         <w:pStyle w:val="Compact"/>
         <w:numPr>
           <w:ilvl w:val="1"/>
-          <w:numId w:val="1007"/>
+          <w:numId w:val="1011"/>
         </w:numPr>
       </w:pPr>
       <w:r>
@@ -451,7 +481,7 @@
         <w:pStyle w:val="Compact"/>
         <w:numPr>
           <w:ilvl w:val="1"/>
-          <w:numId w:val="1007"/>
+          <w:numId w:val="1011"/>
         </w:numPr>
       </w:pPr>
       <w:r>
@@ -463,7 +493,7 @@
         <w:pStyle w:val="Compact"/>
         <w:numPr>
           <w:ilvl w:val="1"/>
-          <w:numId w:val="1007"/>
+          <w:numId w:val="1011"/>
         </w:numPr>
       </w:pPr>
       <w:r>
@@ -475,7 +505,7 @@
         <w:pStyle w:val="Compact"/>
         <w:numPr>
           <w:ilvl w:val="0"/>
-          <w:numId w:val="1006"/>
+          <w:numId w:val="1010"/>
         </w:numPr>
       </w:pPr>
       <w:r>
@@ -502,8 +532,8 @@
         </w:pict>
       </w:r>
     </w:p>
-    <w:bookmarkEnd w:id="15"/>
-    <w:bookmarkStart w:id="16" w:name="checkliste-1"/>
+    <w:bookmarkEnd w:id="16"/>
+    <w:bookmarkStart w:id="22" w:name="checkliste-1"/>
     <w:p>
       <w:pPr>
         <w:pStyle w:val="Heading3"/>
@@ -525,7 +555,7 @@
         <w:pStyle w:val="Compact"/>
         <w:numPr>
           <w:ilvl w:val="0"/>
-          <w:numId w:val="1008"/>
+          <w:numId w:val="1012"/>
         </w:numPr>
       </w:pPr>
       <w:r>
@@ -537,7 +567,7 @@
         <w:pStyle w:val="Compact"/>
         <w:numPr>
           <w:ilvl w:val="0"/>
-          <w:numId w:val="1009"/>
+          <w:numId w:val="1013"/>
         </w:numPr>
       </w:pPr>
       <w:r>
@@ -549,7 +579,7 @@
         <w:pStyle w:val="Compact"/>
         <w:numPr>
           <w:ilvl w:val="0"/>
-          <w:numId w:val="1010"/>
+          <w:numId w:val="1014"/>
         </w:numPr>
       </w:pPr>
       <w:r>
@@ -561,16 +591,112 @@
         <w:pStyle w:val="Compact"/>
         <w:numPr>
           <w:ilvl w:val="0"/>
-          <w:numId w:val="1011"/>
+          <w:numId w:val="1015"/>
         </w:numPr>
       </w:pPr>
       <w:r>
         <w:t xml:space="preserve">Es sind visuelle Hilfen oder interaktive Elemente (z. B. Checkboxen im Trainingstagebuch zur Dokumentation von Fortschritten) eingeplant.</w:t>
       </w:r>
     </w:p>
-    <w:bookmarkEnd w:id="16"/>
-    <w:bookmarkEnd w:id="17"/>
+    <w:bookmarkStart w:id="21" w:name="refs"/>
+    <w:bookmarkStart w:id="18" w:name="ref-Svendsen2022"/>
+    <w:p>
+      <w:pPr>
+        <w:pStyle w:val="Bibliography"/>
+      </w:pPr>
+      <w:r>
+        <w:t xml:space="preserve">Svendsen, M. J., Sandal, L. F., Kjær, P., Nicholl, B. I., Cooper, K., Mair, F., Hartvigsen, J., Stochkendahl, M. J., Søgaard, K., Mork, P. J., &amp; Rasmussen, C. (2022). Using intervention mapping to develop a decision support system–based smartphone app (selfBACK) to support self-management of nonspecific low back pain: Development and usability study.</w:t>
+      </w:r>
+      <w:r>
+        <w:t xml:space="preserve"> </w:t>
+      </w:r>
+      <w:r>
+        <w:rPr>
+          <w:i/>
+          <w:iCs/>
+        </w:rPr>
+        <w:t xml:space="preserve">Journal of Medical Internet Research</w:t>
+      </w:r>
+      <w:r>
+        <w:t xml:space="preserve">,</w:t>
+      </w:r>
+      <w:r>
+        <w:t xml:space="preserve"> </w:t>
+      </w:r>
+      <w:r>
+        <w:rPr>
+          <w:i/>
+          <w:iCs/>
+        </w:rPr>
+        <w:t xml:space="preserve">24</w:t>
+      </w:r>
+      <w:r>
+        <w:t xml:space="preserve">(1), e26555.</w:t>
+      </w:r>
+      <w:r>
+        <w:t xml:space="preserve"> </w:t>
+      </w:r>
+      <w:hyperlink r:id="rId17">
+        <w:r>
+          <w:rPr>
+            <w:rStyle w:val="Hyperlink"/>
+          </w:rPr>
+          <w:t xml:space="preserve">https://doi.org/10.2196/26555</w:t>
+        </w:r>
+      </w:hyperlink>
+    </w:p>
     <w:bookmarkEnd w:id="18"/>
+    <w:bookmarkStart w:id="20" w:name="ref-Wartha2016"/>
+    <w:p>
+      <w:pPr>
+        <w:pStyle w:val="Bibliography"/>
+      </w:pPr>
+      <w:r>
+        <w:t xml:space="preserve">Wartha, O., Kobel, S., Lämmle, O., Mosler, S., &amp; Steinacker, J. M. (2016). Entwicklung eines settingspezifischen gesundheitsförderprogramms durch die verwendung des intervention-mapping-ansatzes: „Komm mit in das gesunde boot –  kindergarten“.</w:t>
+      </w:r>
+      <w:r>
+        <w:t xml:space="preserve"> </w:t>
+      </w:r>
+      <w:r>
+        <w:rPr>
+          <w:i/>
+          <w:iCs/>
+        </w:rPr>
+        <w:t xml:space="preserve">Prävention Und Gesundheitsförderung</w:t>
+      </w:r>
+      <w:r>
+        <w:t xml:space="preserve">,</w:t>
+      </w:r>
+      <w:r>
+        <w:t xml:space="preserve"> </w:t>
+      </w:r>
+      <w:r>
+        <w:rPr>
+          <w:i/>
+          <w:iCs/>
+        </w:rPr>
+        <w:t xml:space="preserve">11</w:t>
+      </w:r>
+      <w:r>
+        <w:t xml:space="preserve">(2), 65–72.</w:t>
+      </w:r>
+      <w:r>
+        <w:t xml:space="preserve"> </w:t>
+      </w:r>
+      <w:hyperlink r:id="rId19">
+        <w:r>
+          <w:rPr>
+            <w:rStyle w:val="Hyperlink"/>
+          </w:rPr>
+          <w:t xml:space="preserve">https://doi.org/10.1007/s11553-016-0531-8</w:t>
+        </w:r>
+      </w:hyperlink>
+    </w:p>
+    <w:bookmarkEnd w:id="20"/>
+    <w:bookmarkEnd w:id="21"/>
+    <w:bookmarkEnd w:id="22"/>
+    <w:bookmarkEnd w:id="23"/>
+    <w:bookmarkEnd w:id="24"/>
     <w:sectPr>
       <w:footnotePr>
         <w:numRestart w:val="eachSect"/>
@@ -870,30 +996,42 @@
     <w:abstractNumId w:val="991"/>
   </w:num>
   <w:num w:numId="1003">
+    <w:abstractNumId w:val="992"/>
+  </w:num>
+  <w:num w:numId="1004">
+    <w:abstractNumId w:val="992"/>
+  </w:num>
+  <w:num w:numId="1005">
+    <w:abstractNumId w:val="992"/>
+  </w:num>
+  <w:num w:numId="1006">
+    <w:abstractNumId w:val="992"/>
+  </w:num>
+  <w:num w:numId="1007">
+    <w:abstractNumId w:val="992"/>
+  </w:num>
+  <w:num w:numId="1008">
     <w:abstractNumId w:val="991"/>
   </w:num>
-  <w:num w:numId="1004">
+  <w:num w:numId="1009">
     <w:abstractNumId w:val="991"/>
   </w:num>
-  <w:num w:numId="1005">
+  <w:num w:numId="1010">
     <w:abstractNumId w:val="991"/>
   </w:num>
-  <w:num w:numId="1006">
+  <w:num w:numId="1011">
     <w:abstractNumId w:val="991"/>
   </w:num>
-  <w:num w:numId="1007">
-    <w:abstractNumId w:val="991"/>
-  </w:num>
-  <w:num w:numId="1008">
+  <w:num w:numId="1012">
     <w:abstractNumId w:val="992"/>
   </w:num>
-  <w:num w:numId="1009">
+  <w:num w:numId="1013">
     <w:abstractNumId w:val="992"/>
   </w:num>
-  <w:num w:numId="1010">
+  <w:num w:numId="1014">
     <w:abstractNumId w:val="992"/>
   </w:num>
-  <w:num w:numId="1011">
+  <w:num w:numId="1015">
     <w:abstractNumId w:val="992"/>
   </w:num>
 </w:numbering>
